--- a/_specs/samozanyatye/templates/soglasie-pdn.docx
+++ b/_specs/samozanyatye/templates/soglasie-pdn.docx
@@ -30,7 +30,7 @@
         <w:rPr>
           <w:lang w:val="ru-RU"/>
         </w:rPr>
-        <w:t>г. Хабаровск                                                                 «___» __________ 20__ г.</w:t>
+        <w:t xml:space="preserve">г. Хабаровск                                        [дата подписания]</w:t>
       </w:r>
     </w:p>
     <w:p>
@@ -162,17 +162,6 @@
             </w:tcBorders>
             <w:vAlign w:val="center"/>
           </w:tcPr>
-          <w:p>
-            <w:pPr>
-              <w:spacing w:after="0" w:line="240" w:lineRule="auto"/>
-            </w:pPr>
-            <w:r>
-              <w:rPr>
-                <w:b/>
-              </w:rPr>
-              <w:t>Паспорт:</w:t>
-            </w:r>
-          </w:p>
         </w:tc>
         <w:tc>
           <w:tcPr>
@@ -185,20 +174,6 @@
             </w:tcBorders>
             <w:vAlign w:val="center"/>
           </w:tcPr>
-          <w:p>
-            <w:pPr>
-              <w:spacing w:after="0" w:line="240" w:lineRule="auto"/>
-              <w:rPr>
-                <w:lang w:val="ru-RU"/>
-              </w:rPr>
-            </w:pPr>
-            <w:r>
-              <w:rPr>
-                <w:lang w:val="ru-RU"/>
-              </w:rPr>
-              <w:t>[серия, номер, дата выдачи, орган, выдавший паспорт]</w:t>
-            </w:r>
-          </w:p>
         </w:tc>
       </w:tr>
       <w:tr>
@@ -478,6 +453,21 @@
     </w:p>
     <w:p>
       <w:pPr>
+        <w:spacing w:after="20" w:line="223" w:lineRule="auto"/>
+        <w:ind w:left="397" w:hanging="198"/>
+        <w:rPr>
+          <w:lang w:val="ru-RU"/>
+        </w:rPr>
+      </w:pPr>
+      <w:r>
+        <w:rPr>
+          <w:lang w:val="ru-RU"/>
+        </w:rPr>
+        <w:t xml:space="preserve">− учет заданий, актов, выплат и чеков в информационной системе Оператора и хранение подтверждающих сведений в ней.</w:t>
+      </w:r>
+    </w:p>
+    <w:p>
+      <w:pPr>
         <w:spacing w:after="0" w:line="223" w:lineRule="auto"/>
         <w:rPr>
           <w:lang w:val="ru-RU"/>
@@ -519,21 +509,6 @@
           <w:lang w:val="ru-RU"/>
         </w:rPr>
         <w:t>− фамилия, имя, отчество;</w:t>
-      </w:r>
-    </w:p>
-    <w:p>
-      <w:pPr>
-        <w:spacing w:after="20" w:line="223" w:lineRule="auto"/>
-        <w:ind w:left="397" w:hanging="198"/>
-        <w:rPr>
-          <w:lang w:val="ru-RU"/>
-        </w:rPr>
-      </w:pPr>
-      <w:r>
-        <w:rPr>
-          <w:lang w:val="ru-RU"/>
-        </w:rPr>
-        <w:t>− паспортные данные и сведения о документе, удостоверяющем личность;</w:t>
       </w:r>
     </w:p>
     <w:p>
@@ -653,7 +628,7 @@
         <w:rPr>
           <w:lang w:val="ru-RU"/>
         </w:rPr>
-        <w:t>Передача персональных данных может осуществляться банкам, операторам электронного документооборота, бухгалтерским и налоговым сервисам, консультантам Оператора, а также государственным органам и иным лицам, если такая передача необходима для исполнения договора, ведения учета, осуществления расчетов или исполнения требований законодательства.</w:t>
+        <w:t xml:space="preserve">Передача персональных данных может осуществляться банкам, операторам электронного документооборота, бухгалтерским и налоговым сервисам, хостинг-провайдеру и оператору информационной системы Оператора, консультантам Оператора, а также государственным органам и иным лицам, если такая передача необходима для исполнения договора, ведения учета, осуществления расчетов или исполнения требований законодательства.</w:t>
       </w:r>
     </w:p>
     <w:p>
@@ -914,6 +889,14 @@
             </w:pPr>
             <w:r>
               <w:t>________________ / [инициалы, фамилия] /</w:t>
+            </w:r>
+          </w:p>
+          <w:p>
+            <w:pPr>
+              <w:spacing w:after="0"/>
+            </w:pPr>
+            <w:r>
+              <w:t xml:space="preserve">Согласие может быть дано на бумаге собственноручной подписью либо в электронном виде — проставлением отметки о согласии в информационной системе Оператора. В последнем случае система сохраняет версию текста согласия, дату и время, идентификатор субъекта, сетевой адрес и сведения об устройстве, с которого дано согласие.</w:t>
             </w:r>
           </w:p>
         </w:tc>

--- a/_specs/samozanyatye/templates/soglasie-pdn.docx
+++ b/_specs/samozanyatye/templates/soglasie-pdn.docx
@@ -162,6 +162,17 @@
             </w:tcBorders>
             <w:vAlign w:val="center"/>
           </w:tcPr>
+          <w:p>
+            <w:pPr>
+              <w:spacing w:after="0" w:line="240" w:lineRule="auto"/>
+            </w:pPr>
+            <w:r>
+              <w:rPr>
+                <w:b/>
+              </w:rPr>
+              <w:t>Паспорт:</w:t>
+            </w:r>
+          </w:p>
         </w:tc>
         <w:tc>
           <w:tcPr>
@@ -174,6 +185,20 @@
             </w:tcBorders>
             <w:vAlign w:val="center"/>
           </w:tcPr>
+          <w:p>
+            <w:pPr>
+              <w:spacing w:after="0" w:line="240" w:lineRule="auto"/>
+              <w:rPr>
+                <w:lang w:val="ru-RU"/>
+              </w:rPr>
+            </w:pPr>
+            <w:r>
+              <w:rPr>
+                <w:lang w:val="ru-RU"/>
+              </w:rPr>
+              <w:t>[серия, номер, дата выдачи, орган, выдавший паспорт]</w:t>
+            </w:r>
+          </w:p>
         </w:tc>
       </w:tr>
       <w:tr>
@@ -509,6 +534,21 @@
           <w:lang w:val="ru-RU"/>
         </w:rPr>
         <w:t>− фамилия, имя, отчество;</w:t>
+      </w:r>
+    </w:p>
+    <w:p>
+      <w:pPr>
+        <w:spacing w:after="20" w:line="223" w:lineRule="auto"/>
+        <w:ind w:left="397" w:hanging="198"/>
+        <w:rPr>
+          <w:lang w:val="ru-RU"/>
+        </w:rPr>
+      </w:pPr>
+      <w:r>
+        <w:rPr>
+          <w:lang w:val="ru-RU"/>
+        </w:rPr>
+        <w:t>− паспортные данные и сведения о документе, удостоверяющем личность;</w:t>
       </w:r>
     </w:p>
     <w:p>

--- a/_specs/samozanyatye/templates/soglasie-pdn.docx
+++ b/_specs/samozanyatye/templates/soglasie-pdn.docx
@@ -488,7 +488,7 @@
         <w:rPr>
           <w:lang w:val="ru-RU"/>
         </w:rPr>
-        <w:t xml:space="preserve">− учет заданий, актов, выплат и чеков в информационной системе Оператора и хранение подтверждающих сведений в ней.</w:t>
+        <w:t xml:space="preserve">− учет заданий, актов, выплат и чеков в личном кабинете на сайте Оператора https://crm.истсайд.рф и хранение подтверждающих сведений в нем.</w:t>
       </w:r>
     </w:p>
     <w:p>
@@ -668,7 +668,7 @@
         <w:rPr>
           <w:lang w:val="ru-RU"/>
         </w:rPr>
-        <w:t xml:space="preserve">Передача персональных данных может осуществляться банкам, операторам электронного документооборота, бухгалтерским и налоговым сервисам, хостинг-провайдеру и оператору информационной системы Оператора, консультантам Оператора, а также государственным органам и иным лицам, если такая передача необходима для исполнения договора, ведения учета, осуществления расчетов или исполнения требований законодательства.</w:t>
+        <w:t xml:space="preserve">Передача персональных данных может осуществляться банкам, операторам электронного документооборота, бухгалтерским и налоговым сервисам, хостинг-провайдеру и лицу, обслуживающему указанный сайт Оператора, консультантам Оператора, а также государственным органам и иным лицам, если такая передача необходима для исполнения договора, ведения учета, осуществления расчетов или исполнения требований законодательства.</w:t>
       </w:r>
     </w:p>
     <w:p>
@@ -936,7 +936,7 @@
               <w:spacing w:after="0"/>
             </w:pPr>
             <w:r>
-              <w:t xml:space="preserve">Согласие может быть дано на бумаге собственноручной подписью либо в электронном виде — проставлением отметки о согласии в информационной системе Оператора. В последнем случае система сохраняет версию текста согласия, дату и время, идентификатор субъекта, сетевой адрес и сведения об устройстве, с которого дано согласие.</w:t>
+              <w:t xml:space="preserve">Согласие может быть дано на бумаге собственноручной подписью либо в электронном виде — проставлением отметки о согласии в личном кабинете на сайте Оператора https://crm.истсайд.рф. В последнем случае сайт сохраняет версию текста согласия, дату и время, идентификатор субъекта, сетевой адрес и сведения об устройстве, с которого дано согласие.</w:t>
             </w:r>
           </w:p>
         </w:tc>
